--- a/Document/1. Ideation Phase/Define Problem Statements Template.docx
+++ b/Document/1. Ideation Phase/Define Problem Statements Template.docx
@@ -109,7 +109,13 @@
           </w:tcPr>
           <w:p>
             <w:r>
-              <w:t>LTVIP2026TMIDS60249</w:t>
+              <w:t>LT</w:t>
+            </w:r>
+            <w:r>
+              <w:t>VI</w:t>
+            </w:r>
+            <w:r>
+              <w:t>P2026TMIDS83753</w:t>
             </w:r>
           </w:p>
         </w:tc>
@@ -1275,6 +1281,7 @@
   <w:style w:type="character" w:default="1" w:styleId="DefaultParagraphFont">
     <w:name w:val="Default Paragraph Font"/>
     <w:uiPriority w:val="1"/>
+    <w:semiHidden/>
     <w:unhideWhenUsed/>
   </w:style>
   <w:style w:type="table" w:default="1" w:styleId="TableNormal">
